--- a/MATERIAL_2027/C2/S2/DADOS3EMC2B1S2A1_material_complementar_professor.docx
+++ b/MATERIAL_2027/C2/S2/DADOS3EMC2B1S2A1_material_complementar_professor.docx
@@ -123,18 +123,9 @@
       </w:r>
       <w:proofErr w:type="spellEnd"/>
       <w:r>
-        <w:t xml:space="preserve"> </w:t>
-      </w:r>
-      <w:proofErr w:type="gramStart"/>
-      <w:r>
-        <w:t>a</w:t>
-      </w:r>
-      <w:proofErr w:type="gramEnd"/>
-      <w:r>
-        <w:t xml:space="preserve"> </w:t>
+        <w:t xml:space="preserve"> a </w:t>
       </w:r>
       <w:proofErr w:type="spellStart"/>
-      <w:proofErr w:type="gramStart"/>
       <w:r>
         <w:t>arquivos</w:t>
       </w:r>
@@ -147,7 +138,6 @@
         <w:t>ipynb</w:t>
       </w:r>
       <w:proofErr w:type="spellEnd"/>
-      <w:proofErr w:type="gramEnd"/>
       <w:r>
         <w:t>.</w:t>
       </w:r>
@@ -190,6 +180,30 @@
       <w:r>
         <w:t xml:space="preserve"> do link:</w:t>
       </w:r>
+    </w:p>
+    <w:p>
+      <w:pPr>
+        <w:pStyle w:val="PargrafodaLista"/>
+        <w:spacing w:after="0" w:line="240" w:lineRule="auto"/>
+        <w:ind w:left="714"/>
+        <w:contextualSpacing w:val="0"/>
+      </w:pPr>
+      <w:hyperlink r:id="rId8" w:history="1">
+        <w:r>
+          <w:rPr>
+            <w:rStyle w:val="Hyperlink"/>
+          </w:rPr>
+          <w:t>https://github.com/ept-seduc-sp/dados-ano2/blob/main/MATERIAL_2027/C2/S2/DADOS3EMC2B1S2A1_material_complementar_professor.ipynb</w:t>
+        </w:r>
+      </w:hyperlink>
+    </w:p>
+    <w:p>
+      <w:pPr>
+        <w:pStyle w:val="PargrafodaLista"/>
+        <w:spacing w:after="0" w:line="240" w:lineRule="auto"/>
+        <w:ind w:left="714"/>
+        <w:contextualSpacing w:val="0"/>
+      </w:pPr>
     </w:p>
     <w:p>
       <w:pPr>
@@ -782,6 +796,7 @@
         <w:ind w:left="340" w:hanging="170"/>
       </w:pPr>
       <w:r>
+        <w:lastRenderedPageBreak/>
         <w:t>• A nota de análise final deve ser registrada no DOCX do aluno.</w:t>
       </w:r>
     </w:p>
@@ -810,7 +825,6 @@
         <w:spacing w:after="40" w:line="240" w:lineRule="auto"/>
       </w:pPr>
       <w:r>
-        <w:lastRenderedPageBreak/>
         <w:t>Resposta esperada: 13 a 14 anos e 15 a 17 anos.</w:t>
       </w:r>
     </w:p>
@@ -1252,8 +1266,8 @@
       </w:r>
     </w:p>
     <w:sectPr>
-      <w:headerReference w:type="default" r:id="rId8"/>
-      <w:footerReference w:type="default" r:id="rId9"/>
+      <w:headerReference w:type="default" r:id="rId9"/>
+      <w:footerReference w:type="default" r:id="rId10"/>
       <w:pgSz w:w="12240" w:h="15840"/>
       <w:pgMar w:top="1077" w:right="907" w:bottom="907" w:left="907" w:header="113" w:footer="255" w:gutter="0"/>
       <w:cols w:space="720"/>
@@ -13269,6 +13283,29 @@
       </w:tcPr>
     </w:tblStylePr>
   </w:style>
+  <w:style w:type="character" w:styleId="Hyperlink">
+    <w:name w:val="Hyperlink"/>
+    <w:basedOn w:val="Fontepargpadro"/>
+    <w:uiPriority w:val="99"/>
+    <w:unhideWhenUsed/>
+    <w:rsid w:val="00E5703A"/>
+    <w:rPr>
+      <w:color w:val="0000FF" w:themeColor="hyperlink"/>
+      <w:u w:val="single"/>
+    </w:rPr>
+  </w:style>
+  <w:style w:type="character" w:styleId="MenoPendente">
+    <w:name w:val="Unresolved Mention"/>
+    <w:basedOn w:val="Fontepargpadro"/>
+    <w:uiPriority w:val="99"/>
+    <w:semiHidden/>
+    <w:unhideWhenUsed/>
+    <w:rsid w:val="00E5703A"/>
+    <w:rPr>
+      <w:color w:val="605E5C"/>
+      <w:shd w:val="clear" w:color="auto" w:fill="E1DFDD"/>
+    </w:rPr>
+  </w:style>
 </w:styles>
 </file>
 
